--- a/sit120_web/task62c/Answer.docx
+++ b/sit120_web/task62c/Answer.docx
@@ -34,7 +34,7 @@
           <w:sz w:val="24"/>
           <w:szCs w:val="24"/>
         </w:rPr>
-        <w:t xml:space="preserve">Task 1.1P </w:t>
+        <w:t xml:space="preserve">Task 6.2C </w:t>
       </w:r>
       <w:r>
         <w:rPr>
@@ -387,13 +387,37 @@
           <w:sz w:val="22"/>
           <w:szCs w:val="22"/>
         </w:rPr>
-        <w:t xml:space="preserve"> adults aged 18-55 of any gender. More specifically, we are aiming for regular grocery shoppers, parents and people with food sensitivities. They may use the website in grocery stores while comparing packaged products / food items, or at home, while planning what to purchase when they get to researching ingredients. The response design allows users to scan and check labels quickly on a smartphone while shopping, while still giving them the ability to both check details about it on the spot quickly as well and go through them in depth.</w:t>
+        <w:t xml:space="preserve"> adults aged 18-55 of any ge</w:t>
       </w:r>
       <w:r>
         <w:rPr>
           <w:rFonts w:asciiTheme="minorHAnsi"/>
           <w:sz w:val="22"/>
           <w:szCs w:val="22"/>
+        </w:rPr>
+        <w:t xml:space="preserve">nder. More specifically, we are aiming for regular grocery shoppers, parents and people with food sensitivities. They may use the website in grocery stores while comparing packaged products / food items, or at home, while planning what to purchase when the</w:t>
+      </w:r>
+      <w:r>
+        <w:rPr>
+          <w:rFonts w:asciiTheme="minorHAnsi"/>
+          <w:sz w:val="22"/>
+          <w:szCs w:val="22"/>
+        </w:rPr>
+        <w:t xml:space="preserve">y get to researching ingredients. The response design allows users to scan and check labels quickly on a smartphone while shopping, while still giving them the ability to both check details about it on the spot quickly as well and go through them in depth.</w:t>
+      </w:r>
+      <w:r>
+        <w:rPr>
+          <w:rFonts w:asciiTheme="minorHAnsi"/>
+          <w:sz w:val="22"/>
+          <w:szCs w:val="22"/>
+        </w:rPr>
+      </w:r>
+      <w:r>
+        <w:rPr>
+          <w:rFonts w:asciiTheme="minorHAnsi"/>
+          <w:sz w:val="22"/>
+          <w:szCs w:val="22"/>
+          <w:highlight w:val="none"/>
         </w:rPr>
       </w:r>
     </w:p>
@@ -434,7 +458,6 @@
           <w:rFonts w:asciiTheme="minorHAnsi"/>
           <w:sz w:val="22"/>
           <w:szCs w:val="22"/>
-          <w:highlight w:val="none"/>
         </w:rPr>
       </w:r>
     </w:p>
@@ -672,6 +695,13 @@
           <w:szCs w:val="22"/>
         </w:rPr>
       </w:r>
+      <w:r>
+        <w:rPr>
+          <w:rFonts w:asciiTheme="minorHAnsi"/>
+          <w:sz w:val="22"/>
+          <w:szCs w:val="22"/>
+        </w:rPr>
+      </w:r>
     </w:p>
     <w:p>
       <w:pPr>
@@ -1134,6 +1164,8 @@
           <w:b/>
           <w:bCs/>
           <w:sz w:val="22"/>
+          <w:szCs w:val="22"/>
+          <w:highlight w:val="none"/>
         </w:rPr>
       </w:r>
     </w:p>
@@ -1249,16 +1281,7 @@
           <w:b/>
           <w:bCs/>
           <w:sz w:val="22"/>
-          <w:highlight w:val="none"/>
-        </w:rPr>
-      </w:r>
-      <w:r>
-        <w:rPr>
-          <w:rFonts w:asciiTheme="minorHAnsi"/>
-          <w:b/>
-          <w:bCs/>
-          <w:sz w:val="22"/>
-          <w:highlight w:val="none"/>
+          <w:szCs w:val="22"/>
         </w:rPr>
       </w:r>
     </w:p>
@@ -1401,6 +1424,15 @@
           <w:szCs w:val="22"/>
         </w:rPr>
         <w:t xml:space="preserve"> </w:t>
+      </w:r>
+      <w:r>
+        <w:rPr>
+          <w:rFonts w:asciiTheme="minorHAnsi"/>
+          <w:b/>
+          <w:bCs/>
+          <w:sz w:val="22"/>
+          <w:szCs w:val="22"/>
+        </w:rPr>
       </w:r>
       <w:r>
         <w:rPr>
@@ -1580,16 +1612,6 @@
           <w:highlight w:val="none"/>
         </w:rPr>
       </w:r>
-      <w:r>
-        <w:rPr>
-          <w:rFonts w:asciiTheme="minorHAnsi"/>
-          <w:b/>
-          <w:bCs/>
-          <w:sz w:val="22"/>
-          <w:szCs w:val="22"/>
-          <w:highlight w:val="none"/>
-        </w:rPr>
-      </w:r>
     </w:p>
     <w:p>
       <w:pPr>
@@ -1832,7 +1854,14 @@
           <w:rFonts w:asciiTheme="minorHAnsi"/>
           <w:sz w:val="22"/>
         </w:rPr>
-        <w:t xml:space="preserve">1. As a supermarket shopper using my phone, I want to scan ingredient labels of food products so that I can understand the additives before buying the product.</w:t>
+        <w:t xml:space="preserve">1. As a supermarket shopper using my phone, I</w:t>
+      </w:r>
+      <w:r>
+        <w:rPr>
+          <w:rFonts w:asciiTheme="minorHAnsi"/>
+          <w:sz w:val="22"/>
+        </w:rPr>
+        <w:t xml:space="preserve"> want to scan ingredient labels of food products so that I can understand the additives before buying the product.</w:t>
         <w:br/>
         <w:br/>
         <w:t xml:space="preserve">2. As a shopper comparing products on the move, I want to quickly correct OCR text extraction matches so that I can make an accurate choice.</w:t>
@@ -1892,31 +1921,7 @@
           <w:rFonts w:asciiTheme="minorHAnsi"/>
           <w:sz w:val="22"/>
         </w:rPr>
-      </w:r>
-      <w:r>
-        <w:rPr>
-          <w:rFonts w:asciiTheme="minorHAnsi"/>
-          <w:sz w:val="22"/>
-        </w:rPr>
-      </w:r>
-      <w:r>
-        <w:rPr>
-          <w:rFonts w:asciiTheme="minorHAnsi"/>
-          <w:sz w:val="22"/>
-        </w:rPr>
-      </w:r>
-      <w:r>
-        <w:rPr>
-          <w:rFonts w:asciiTheme="minorHAnsi"/>
-          <w:sz w:val="22"/>
-        </w:rPr>
         <w:t xml:space="preserve"> </w:t>
-      </w:r>
-      <w:r>
-        <w:rPr>
-          <w:rFonts w:asciiTheme="minorHAnsi"/>
-          <w:sz w:val="22"/>
-        </w:rPr>
       </w:r>
       <w:r>
         <w:rPr>
@@ -2021,43 +2026,6 @@
           <w:color w:val="0066ff"/>
           <w:sz w:val="22"/>
           <w:szCs w:val="22"/>
-        </w:rPr>
-      </w:pPr>
-      <w:r>
-        <w:rPr>
-          <w:rFonts w:asciiTheme="minorHAnsi"/>
-          <w:color w:val="0066ff"/>
-          <w:sz w:val="22"/>
-          <w:highlight w:val="none"/>
-        </w:rPr>
-      </w:r>
-      <w:r>
-        <w:rPr>
-          <w:rFonts w:asciiTheme="minorHAnsi"/>
-          <w:color w:val="0066ff"/>
-          <w:sz w:val="22"/>
-          <w:highlight w:val="none"/>
-        </w:rPr>
-      </w:r>
-      <w:r>
-        <w:rPr>
-          <w:rFonts w:asciiTheme="minorHAnsi"/>
-          <w:color w:val="0066ff"/>
-          <w:sz w:val="22"/>
-          <w:highlight w:val="none"/>
-        </w:rPr>
-      </w:r>
-    </w:p>
-    <w:p>
-      <w:pPr>
-        <w:pBdr/>
-        <w:spacing w:after="105" w:before="315" w:line="360" w:lineRule="auto"/>
-        <w:ind w:left="-30"/>
-        <w:rPr>
-          <w:rFonts w:asciiTheme="minorHAnsi"/>
-          <w:color w:val="0066ff"/>
-          <w:sz w:val="22"/>
-          <w:szCs w:val="22"/>
           <w:highlight w:val="none"/>
         </w:rPr>
       </w:pPr>
@@ -2083,6 +2051,8 @@
           <w:rFonts w:asciiTheme="minorHAnsi"/>
           <w:color w:val="0066ff"/>
           <w:sz w:val="22"/>
+          <w:szCs w:val="22"/>
+          <w:highlight w:val="none"/>
         </w:rPr>
       </w:r>
     </w:p>
@@ -3054,9 +3024,10 @@
         <w:rPr>
           <w:rFonts w:eastAsia="source serif 4" w:cs="source serif 4" w:asciiTheme="minorHAnsi"/>
           <w:b/>
+          <w:bCs/>
           <w:color w:val="00b050"/>
           <w:sz w:val="22"/>
-          <w:highlight w:val="none"/>
+          <w:szCs w:val="22"/>
         </w:rPr>
       </w:r>
     </w:p>
@@ -3114,8 +3085,11 @@
         <w:rPr>
           <w:rFonts w:eastAsia="source serif 4" w:cs="source serif 4" w:asciiTheme="minorHAnsi"/>
           <w:b/>
+          <w:bCs/>
           <w:color w:val="00b050"/>
           <w:sz w:val="22"/>
+          <w:szCs w:val="22"/>
+          <w:highlight w:val="none"/>
         </w:rPr>
       </w:r>
     </w:p>
@@ -3480,6 +3454,7 @@
           <w:rFonts w:eastAsia="source serif 4" w:cs="source serif 4" w:asciiTheme="minorHAnsi"/>
           <w:color w:val="000000"/>
           <w:sz w:val="22"/>
+          <w:szCs w:val="22"/>
           <w:highlight w:val="none"/>
           <w:lang w:val="en-AU"/>
         </w:rPr>
@@ -4357,55 +4332,6 @@
         <w:rPr>
           <w:rFonts w:eastAsia="source serif 4" w:cs="source serif 4" w:asciiTheme="minorHAnsi"/>
           <w:b/>
-          <w:bCs/>
-          <w:color w:val="000000"/>
-          <w:sz w:val="22"/>
-          <w:szCs w:val="22"/>
-          <w:highlight w:val="none"/>
-        </w:rPr>
-      </w:r>
-      <w:r>
-        <w:rPr>
-          <w:rFonts w:eastAsia="source serif 4" w:cs="source serif 4" w:asciiTheme="minorHAnsi"/>
-          <w:b/>
-          <w:bCs/>
-          <w:color w:val="000000"/>
-          <w:sz w:val="22"/>
-          <w:szCs w:val="22"/>
-          <w:highlight w:val="none"/>
-        </w:rPr>
-      </w:r>
-      <w:r>
-        <w:rPr>
-          <w:rFonts w:eastAsia="source serif 4" w:cs="source serif 4" w:asciiTheme="minorHAnsi"/>
-          <w:b/>
-          <w:bCs/>
-          <w:color w:val="000000"/>
-          <w:sz w:val="22"/>
-          <w:szCs w:val="22"/>
-          <w:highlight w:val="none"/>
-        </w:rPr>
-      </w:r>
-    </w:p>
-    <w:p>
-      <w:pPr>
-        <w:pBdr/>
-        <w:spacing w:after="210" w:line="360" w:lineRule="auto"/>
-        <w:ind/>
-        <w:rPr>
-          <w:rFonts w:eastAsia="source serif 4" w:cs="source serif 4" w:asciiTheme="minorHAnsi"/>
-          <w:b/>
-          <w:bCs/>
-          <w:color w:val="000000"/>
-          <w:sz w:val="22"/>
-          <w:szCs w:val="22"/>
-          <w:highlight w:val="none"/>
-        </w:rPr>
-      </w:pPr>
-      <w:r>
-        <w:rPr>
-          <w:rFonts w:eastAsia="source serif 4" w:cs="source serif 4" w:asciiTheme="minorHAnsi"/>
-          <w:b/>
           <w:color w:val="000000"/>
           <w:sz w:val="22"/>
         </w:rPr>
@@ -5052,6 +4978,39 @@
     <w:p>
       <w:pPr>
         <w:pBdr/>
+        <w:spacing w:after="105" w:before="105" w:line="360" w:lineRule="auto"/>
+        <w:ind w:firstLine="0" w:left="540"/>
+        <w:rPr>
+          <w:rFonts w:asciiTheme="minorHAnsi"/>
+          <w:sz w:val="22"/>
+          <w:szCs w:val="22"/>
+        </w:rPr>
+      </w:pPr>
+      <w:r>
+        <w:rPr>
+          <w:rFonts w:asciiTheme="minorHAnsi"/>
+          <w:sz w:val="22"/>
+          <w:highlight w:val="none"/>
+        </w:rPr>
+      </w:r>
+      <w:r>
+        <w:rPr>
+          <w:rFonts w:asciiTheme="minorHAnsi"/>
+          <w:sz w:val="22"/>
+          <w:highlight w:val="none"/>
+        </w:rPr>
+      </w:r>
+      <w:r>
+        <w:rPr>
+          <w:rFonts w:asciiTheme="minorHAnsi"/>
+          <w:sz w:val="22"/>
+          <w:highlight w:val="none"/>
+        </w:rPr>
+      </w:r>
+    </w:p>
+    <w:p>
+      <w:pPr>
+        <w:pBdr/>
         <w:spacing w:after="105" w:before="315" w:line="360" w:lineRule="auto"/>
         <w:ind w:left="-30"/>
         <w:rPr>
@@ -5202,6 +5161,7 @@
           <w:rFonts w:asciiTheme="minorHAnsi"/>
           <w:sz w:val="22"/>
           <w:szCs w:val="22"/>
+          <w:highlight w:val="none"/>
         </w:rPr>
       </w:r>
       <w:r>
@@ -5268,7 +5228,7 @@
         <w:rPr>
           <w:rFonts w:asciiTheme="minorHAnsi"/>
           <w:sz w:val="22"/>
-          <w:highlight w:val="none"/>
+          <w:szCs w:val="22"/>
         </w:rPr>
       </w:r>
       <w:r>
@@ -5327,6 +5287,9 @@
       </w:r>
       <w:r>
         <w:rPr>
+          <w:rFonts w:asciiTheme="minorHAnsi"/>
+          <w:sz w:val="22"/>
+          <w:szCs w:val="22"/>
           <w:highlight w:val="none"/>
         </w:rPr>
       </w:r>
@@ -5431,6 +5394,8 @@
       <w:r>
         <w:rPr>
           <w:rFonts w:asciiTheme="minorHAnsi"/>
+          <w:sz w:val="22"/>
+          <w:szCs w:val="22"/>
           <w:highlight w:val="none"/>
         </w:rPr>
       </w:r>
@@ -5788,8 +5753,6 @@
       <w:r>
         <w:rPr>
           <w:rFonts w:asciiTheme="minorHAnsi"/>
-          <w:sz w:val="22"/>
-          <w:szCs w:val="22"/>
           <w:highlight w:val="none"/>
         </w:rPr>
       </w:r>
@@ -5894,7 +5857,6 @@
           <w:rFonts w:asciiTheme="minorHAnsi"/>
           <w:sz w:val="22"/>
           <w:szCs w:val="22"/>
-          <w:highlight w:val="none"/>
         </w:rPr>
       </w:r>
       <w:r>
@@ -6100,6 +6062,7 @@
           <w:rFonts w:asciiTheme="minorHAnsi"/>
           <w:sz w:val="22"/>
           <w:szCs w:val="22"/>
+          <w:highlight w:val="none"/>
         </w:rPr>
       </w:r>
       <w:r>
@@ -6135,7 +6098,6 @@
           <w:rFonts w:asciiTheme="minorHAnsi"/>
           <w:sz w:val="22"/>
           <w:szCs w:val="22"/>
-          <w:highlight w:val="none"/>
         </w:rPr>
       </w:r>
       <w:r>
@@ -6293,6 +6255,585 @@
           <w:rFonts w:asciiTheme="minorHAnsi"/>
           <w:sz w:val="22"/>
           <w:szCs w:val="22"/>
+          <w:highlight w:val="none"/>
+        </w:rPr>
+      </w:r>
+      <w:r>
+        <w:rPr>
+          <w:rFonts w:asciiTheme="minorHAnsi"/>
+          <w:sz w:val="22"/>
+          <w:szCs w:val="22"/>
+          <w:highlight w:val="none"/>
+        </w:rPr>
+      </w:r>
+    </w:p>
+    <w:p>
+      <w:pPr>
+        <w:pBdr/>
+        <w:spacing w:after="105" w:before="315" w:line="360" w:lineRule="auto"/>
+        <w:ind w:left="-30"/>
+        <w:rPr>
+          <w:rFonts w:asciiTheme="minorHAnsi"/>
+          <w:sz w:val="22"/>
+          <w:szCs w:val="22"/>
+        </w:rPr>
+      </w:pPr>
+      <w:r>
+        <w:rPr>
+          <w:rFonts w:asciiTheme="minorHAnsi"/>
+          <w:sz w:val="22"/>
+          <w:szCs w:val="22"/>
+        </w:rPr>
+      </w:r>
+      <w:r>
+        <w:rPr>
+          <w:rFonts w:eastAsia="source serif 4" w:cs="source serif 4" w:asciiTheme="minorHAnsi"/>
+          <w:b/>
+          <w:color w:val="000000"/>
+          <w:sz w:val="28"/>
+          <w:szCs w:val="28"/>
+        </w:rPr>
+        <w:t xml:space="preserve">Page 4</w:t>
+      </w:r>
+      <w:r>
+        <w:rPr>
+          <w:rFonts w:eastAsia="source serif 4" w:cs="source serif 4" w:asciiTheme="minorHAnsi"/>
+          <w:b/>
+          <w:color w:val="000000"/>
+          <w:sz w:val="28"/>
+          <w:szCs w:val="28"/>
+        </w:rPr>
+        <w:t xml:space="preserve">: Contact Page (Desktop)</w:t>
+      </w:r>
+      <w:r>
+        <w:rPr>
+          <w:rFonts w:asciiTheme="minorHAnsi"/>
+          <w:sz w:val="22"/>
+          <w:szCs w:val="22"/>
+        </w:rPr>
+      </w:r>
+      <w:r>
+        <w:rPr>
+          <w:rFonts w:asciiTheme="minorHAnsi"/>
+          <w:sz w:val="22"/>
+          <w:szCs w:val="22"/>
+        </w:rPr>
+      </w:r>
+      <w:r>
+        <w:rPr>
+          <w:rFonts w:asciiTheme="minorHAnsi"/>
+          <w:sz w:val="22"/>
+          <w:szCs w:val="22"/>
+          <w:highlight w:val="none"/>
+        </w:rPr>
+      </w:r>
+      <w:r>
+        <w:rPr>
+          <w:rFonts w:asciiTheme="minorHAnsi"/>
+          <w:sz w:val="22"/>
+          <w:szCs w:val="22"/>
+          <w:highlight w:val="none"/>
+        </w:rPr>
+      </w:r>
+      <w:r>
+        <w:rPr>
+          <w:rFonts w:asciiTheme="minorHAnsi"/>
+          <w:sz w:val="22"/>
+          <w:szCs w:val="22"/>
+          <w:highlight w:val="none"/>
+        </w:rPr>
+      </w:r>
+      <w:r>
+        <w:rPr>
+          <w:rFonts w:asciiTheme="minorHAnsi"/>
+          <w:sz w:val="22"/>
+          <w:szCs w:val="22"/>
+        </w:rPr>
+      </w:r>
+    </w:p>
+    <w:p>
+      <w:pPr>
+        <w:pBdr/>
+        <w:spacing w:after="105" w:before="315" w:line="360" w:lineRule="auto"/>
+        <w:ind w:left="-30"/>
+        <w:jc w:val="center"/>
+        <w:rPr>
+          <w:rFonts w:asciiTheme="minorHAnsi"/>
+          <w:sz w:val="22"/>
+          <w:szCs w:val="22"/>
+          <w:highlight w:val="none"/>
+        </w:rPr>
+      </w:pPr>
+      <w:r>
+        <w:rPr>
+          <w:rFonts w:asciiTheme="minorHAnsi"/>
+          <w:sz w:val="22"/>
+          <w:szCs w:val="22"/>
+          <w:highlight w:val="none"/>
+        </w:rPr>
+      </w:r>
+      <w:r>
+        <w:rPr>
+          <w:rFonts w:asciiTheme="minorHAnsi"/>
+          <w:sz w:val="22"/>
+          <w:szCs w:val="22"/>
+          <w:highlight w:val="none"/>
+        </w:rPr>
+      </w:r>
+      <w:r/>
+      <w:r>
+        <mc:AlternateContent>
+          <mc:Choice Requires="wpg">
+            <w:drawing>
+              <wp:inline xmlns:wp="http://schemas.openxmlformats.org/drawingml/2006/wordprocessingDrawing" distT="0" distB="0" distL="0" distR="0">
+                <wp:extent cx="5558365" cy="5830146"/>
+                <wp:effectExtent l="0" t="0" r="0" b="0"/>
+                <wp:docPr id="14" name=""/>
+                <wp:cNvGraphicFramePr>
+                  <a:graphicFrameLocks xmlns:a="http://schemas.openxmlformats.org/drawingml/2006/main" noChangeAspect="1"/>
+                </wp:cNvGraphicFramePr>
+                <a:graphic xmlns:a="http://schemas.openxmlformats.org/drawingml/2006/main">
+                  <a:graphicData uri="http://schemas.openxmlformats.org/drawingml/2006/picture">
+                    <pic:pic xmlns:pic="http://schemas.openxmlformats.org/drawingml/2006/picture">
+                      <pic:nvPicPr>
+                        <pic:cNvPr id="464156728" name=""/>
+                        <pic:cNvPicPr>
+                          <a:picLocks noChangeAspect="1"/>
+                        </pic:cNvPicPr>
+                        <pic:nvPr/>
+                      </pic:nvPicPr>
+                      <pic:blipFill rotWithShape="1">
+                        <a:blip r:embed="rId29"/>
+                        <a:stretch/>
+                      </pic:blipFill>
+                      <pic:spPr bwMode="auto">
+                        <a:xfrm flipH="0" flipV="0">
+                          <a:off x="0" y="0"/>
+                          <a:ext cx="5558364" cy="5830146"/>
+                        </a:xfrm>
+                        <a:prstGeom prst="rect">
+                          <a:avLst/>
+                        </a:prstGeom>
+                      </pic:spPr>
+                    </pic:pic>
+                  </a:graphicData>
+                </a:graphic>
+              </wp:inline>
+            </w:drawing>
+          </mc:Choice>
+          <mc:Fallback>
+            <w:pict>
+              <v:shapetype id="_x0000_t75" coordsize="21600,21600" o:spt="75" o:preferrelative="t" path="m@4@5l@4@11@9@11@9@5xe" filled="f" stroked="f">
+                <v:stroke joinstyle="miter"/>
+                <v:formulas>
+                  <v:f eqn="if lineDrawn pixelLineWidth 0"/>
+                  <v:f eqn="sum @0 1 0"/>
+                  <v:f eqn="sum 0 0 @1"/>
+                  <v:f eqn="prod @2 1 2"/>
+                  <v:f eqn="prod @3 21600 pixelWidth"/>
+                  <v:f eqn="prod @3 21600 pixelHeight"/>
+                  <v:f eqn="sum @0 0 1"/>
+                  <v:f eqn="prod @6 1 2"/>
+                  <v:f eqn="prod @7 21600 pixelWidth"/>
+                  <v:f eqn="sum @8 21600 0"/>
+                  <v:f eqn="prod @7 21600 pixelHeight"/>
+                  <v:f eqn="sum @10 21600 0"/>
+                </v:formulas>
+                <v:path o:extrusionok="f" gradientshapeok="t" o:connecttype="rect"/>
+                <o:lock v:ext="edit" aspectratio="t"/>
+              </v:shapetype>
+              <v:shape id="_x0000_i13" o:spid="_x0000_s13" type="#_x0000_t75" style="width:437.67pt;height:459.07pt;mso-wrap-distance-left:0.00pt;mso-wrap-distance-top:0.00pt;mso-wrap-distance-right:0.00pt;mso-wrap-distance-bottom:0.00pt;z-index:1;" stroked="false">
+                <v:imagedata r:id="rId29" o:title=""/>
+                <o:lock v:ext="edit" rotation="t"/>
+              </v:shape>
+            </w:pict>
+          </mc:Fallback>
+        </mc:AlternateContent>
+      </w:r>
+      <w:r/>
+      <w:r>
+        <w:rPr>
+          <w:rFonts w:asciiTheme="minorHAnsi"/>
+          <w:sz w:val="22"/>
+          <w:szCs w:val="22"/>
+          <w:highlight w:val="none"/>
+        </w:rPr>
+      </w:r>
+      <w:r>
+        <w:rPr>
+          <w:rFonts w:asciiTheme="minorHAnsi"/>
+          <w:sz w:val="22"/>
+          <w:szCs w:val="22"/>
+          <w:highlight w:val="none"/>
+        </w:rPr>
+      </w:r>
+    </w:p>
+    <w:p>
+      <w:pPr>
+        <w:pBdr/>
+        <w:spacing w:after="105" w:before="315" w:line="360" w:lineRule="auto"/>
+        <w:ind w:left="-30"/>
+        <w:jc w:val="left"/>
+        <w:rPr>
+          <w:rFonts w:asciiTheme="minorHAnsi"/>
+          <w:sz w:val="22"/>
+          <w:szCs w:val="22"/>
+          <w:highlight w:val="none"/>
+        </w:rPr>
+      </w:pPr>
+      <w:r>
+        <w:rPr>
+          <w:rFonts w:asciiTheme="minorHAnsi"/>
+          <w:sz w:val="22"/>
+          <w:szCs w:val="22"/>
+          <w:highlight w:val="none"/>
+        </w:rPr>
+      </w:r>
+      <w:r>
+        <w:rPr>
+          <w:rFonts w:asciiTheme="minorHAnsi"/>
+          <w:sz w:val="22"/>
+          <w:szCs w:val="22"/>
+          <w:highlight w:val="none"/>
+        </w:rPr>
+        <w:t xml:space="preserve">Also, the new header will have these items. A new item called “Contact” has been added. It will take the user to this newly added contact us page.</w:t>
+      </w:r>
+      <w:r>
+        <w:rPr>
+          <w:rFonts w:asciiTheme="minorHAnsi"/>
+          <w:sz w:val="22"/>
+          <w:szCs w:val="22"/>
+          <w:highlight w:val="none"/>
+        </w:rPr>
+      </w:r>
+    </w:p>
+    <w:p>
+      <w:pPr>
+        <w:pBdr/>
+        <w:spacing w:after="105" w:before="315" w:line="360" w:lineRule="auto"/>
+        <w:ind w:left="-30"/>
+        <w:jc w:val="left"/>
+        <w:rPr>
+          <w:rFonts w:asciiTheme="minorHAnsi"/>
+          <w:sz w:val="22"/>
+          <w:szCs w:val="22"/>
+          <w:highlight w:val="none"/>
+        </w:rPr>
+      </w:pPr>
+      <w:r>
+        <w:rPr>
+          <w:rFonts w:asciiTheme="minorHAnsi"/>
+          <w:sz w:val="22"/>
+          <w:szCs w:val="22"/>
+          <w:highlight w:val="none"/>
+        </w:rPr>
+      </w:r>
+      <w:r>
+        <w:rPr>
+          <w:rFonts w:asciiTheme="minorHAnsi"/>
+          <w:sz w:val="22"/>
+          <w:szCs w:val="22"/>
+          <w:highlight w:val="none"/>
+        </w:rPr>
+      </w:r>
+      <w:r>
+        <mc:AlternateContent>
+          <mc:Choice Requires="wpg">
+            <w:drawing>
+              <wp:inline xmlns:wp="http://schemas.openxmlformats.org/drawingml/2006/wordprocessingDrawing" distT="0" distB="0" distL="0" distR="0">
+                <wp:extent cx="6038850" cy="279187"/>
+                <wp:effectExtent l="0" t="0" r="0" b="0"/>
+                <wp:docPr id="15" name=""/>
+                <wp:cNvGraphicFramePr>
+                  <a:graphicFrameLocks xmlns:a="http://schemas.openxmlformats.org/drawingml/2006/main" noChangeAspect="1"/>
+                </wp:cNvGraphicFramePr>
+                <a:graphic xmlns:a="http://schemas.openxmlformats.org/drawingml/2006/main">
+                  <a:graphicData uri="http://schemas.openxmlformats.org/drawingml/2006/picture">
+                    <pic:pic xmlns:pic="http://schemas.openxmlformats.org/drawingml/2006/picture">
+                      <pic:nvPicPr>
+                        <pic:cNvPr id="778235447" name=""/>
+                        <pic:cNvPicPr>
+                          <a:picLocks noChangeAspect="1"/>
+                        </pic:cNvPicPr>
+                        <pic:nvPr/>
+                      </pic:nvPicPr>
+                      <pic:blipFill rotWithShape="1">
+                        <a:blip r:embed="rId30"/>
+                        <a:stretch/>
+                      </pic:blipFill>
+                      <pic:spPr bwMode="auto">
+                        <a:xfrm>
+                          <a:off x="0" y="0"/>
+                          <a:ext cx="6038849" cy="279186"/>
+                        </a:xfrm>
+                        <a:prstGeom prst="rect">
+                          <a:avLst/>
+                        </a:prstGeom>
+                      </pic:spPr>
+                    </pic:pic>
+                  </a:graphicData>
+                </a:graphic>
+              </wp:inline>
+            </w:drawing>
+          </mc:Choice>
+          <mc:Fallback>
+            <w:pict>
+              <v:shapetype id="_x0000_t75" coordsize="21600,21600" o:spt="75" o:preferrelative="t" path="m@4@5l@4@11@9@11@9@5xe" filled="f" stroked="f">
+                <v:stroke joinstyle="miter"/>
+                <v:formulas>
+                  <v:f eqn="if lineDrawn pixelLineWidth 0"/>
+                  <v:f eqn="sum @0 1 0"/>
+                  <v:f eqn="sum 0 0 @1"/>
+                  <v:f eqn="prod @2 1 2"/>
+                  <v:f eqn="prod @3 21600 pixelWidth"/>
+                  <v:f eqn="prod @3 21600 pixelHeight"/>
+                  <v:f eqn="sum @0 0 1"/>
+                  <v:f eqn="prod @6 1 2"/>
+                  <v:f eqn="prod @7 21600 pixelWidth"/>
+                  <v:f eqn="sum @8 21600 0"/>
+                  <v:f eqn="prod @7 21600 pixelHeight"/>
+                  <v:f eqn="sum @10 21600 0"/>
+                </v:formulas>
+                <v:path o:extrusionok="f" gradientshapeok="t" o:connecttype="rect"/>
+                <o:lock v:ext="edit" aspectratio="t"/>
+              </v:shapetype>
+              <v:shape id="_x0000_i14" o:spid="_x0000_s14" type="#_x0000_t75" style="width:475.50pt;height:21.98pt;mso-wrap-distance-left:0.00pt;mso-wrap-distance-top:0.00pt;mso-wrap-distance-right:0.00pt;mso-wrap-distance-bottom:0.00pt;z-index:1;" stroked="false">
+                <v:imagedata r:id="rId30" o:title=""/>
+                <o:lock v:ext="edit" rotation="t"/>
+              </v:shape>
+            </w:pict>
+          </mc:Fallback>
+        </mc:AlternateContent>
+      </w:r>
+      <w:r>
+        <w:rPr>
+          <w:rFonts w:asciiTheme="minorHAnsi"/>
+          <w:sz w:val="22"/>
+          <w:szCs w:val="22"/>
+          <w:highlight w:val="none"/>
+        </w:rPr>
+      </w:r>
+      <w:r>
+        <w:rPr>
+          <w:rFonts w:asciiTheme="minorHAnsi"/>
+          <w:sz w:val="22"/>
+          <w:szCs w:val="22"/>
+          <w:highlight w:val="none"/>
+        </w:rPr>
+      </w:r>
+    </w:p>
+    <w:p>
+      <w:pPr>
+        <w:pBdr/>
+        <w:spacing w:after="105" w:before="315" w:line="360" w:lineRule="auto"/>
+        <w:ind w:left="-30"/>
+        <w:rPr>
+          <w:rFonts w:asciiTheme="minorHAnsi"/>
+          <w:sz w:val="22"/>
+          <w:szCs w:val="22"/>
+        </w:rPr>
+      </w:pPr>
+      <w:r>
+        <w:rPr>
+          <w:rFonts w:eastAsia="source serif 4" w:cs="source serif 4" w:asciiTheme="minorHAnsi"/>
+          <w:b/>
+          <w:color w:val="000000"/>
+          <w:sz w:val="28"/>
+          <w:szCs w:val="28"/>
+          <w:highlight w:val="none"/>
+        </w:rPr>
+      </w:r>
+      <w:r>
+        <w:rPr>
+          <w:rFonts w:eastAsia="source serif 4" w:cs="source serif 4" w:asciiTheme="minorHAnsi"/>
+          <w:b/>
+          <w:color w:val="000000"/>
+          <w:sz w:val="28"/>
+          <w:szCs w:val="28"/>
+          <w:highlight w:val="none"/>
+        </w:rPr>
+      </w:r>
+      <w:r>
+        <w:rPr>
+          <w:rFonts w:eastAsia="source serif 4" w:cs="source serif 4" w:asciiTheme="minorHAnsi"/>
+          <w:b/>
+          <w:color w:val="000000"/>
+          <w:sz w:val="28"/>
+          <w:szCs w:val="28"/>
+          <w:highlight w:val="none"/>
+        </w:rPr>
+      </w:r>
+    </w:p>
+    <w:p>
+      <w:pPr>
+        <w:pBdr/>
+        <w:spacing w:after="105" w:before="315" w:line="360" w:lineRule="auto"/>
+        <w:ind w:left="-30"/>
+        <w:rPr>
+          <w:rFonts w:eastAsia="source serif 4" w:cs="source serif 4" w:asciiTheme="minorHAnsi"/>
+          <w:b/>
+          <w:bCs/>
+          <w:color w:val="000000"/>
+          <w:sz w:val="28"/>
+          <w:szCs w:val="28"/>
+          <w:highlight w:val="none"/>
+        </w:rPr>
+      </w:pPr>
+      <w:r>
+        <w:rPr>
+          <w:rFonts w:asciiTheme="minorHAnsi"/>
+          <w:sz w:val="22"/>
+          <w:szCs w:val="22"/>
+        </w:rPr>
+      </w:r>
+      <w:r>
+        <w:rPr>
+          <w:rFonts w:eastAsia="source serif 4" w:cs="source serif 4" w:asciiTheme="minorHAnsi"/>
+          <w:b/>
+          <w:color w:val="000000"/>
+          <w:sz w:val="28"/>
+          <w:szCs w:val="28"/>
+        </w:rPr>
+        <w:t xml:space="preserve">Page 4</w:t>
+      </w:r>
+      <w:r>
+        <w:rPr>
+          <w:rFonts w:eastAsia="source serif 4" w:cs="source serif 4" w:asciiTheme="minorHAnsi"/>
+          <w:b/>
+          <w:color w:val="000000"/>
+          <w:sz w:val="28"/>
+          <w:szCs w:val="28"/>
+        </w:rPr>
+        <w:t xml:space="preserve">: Contact Page (Mobile)</w:t>
+      </w:r>
+      <w:r>
+        <w:rPr>
+          <w:rFonts w:asciiTheme="minorHAnsi"/>
+          <w:sz w:val="22"/>
+          <w:szCs w:val="22"/>
+        </w:rPr>
+      </w:r>
+      <w:r>
+        <w:rPr>
+          <w:rFonts w:asciiTheme="minorHAnsi"/>
+          <w:sz w:val="22"/>
+          <w:szCs w:val="22"/>
+        </w:rPr>
+      </w:r>
+    </w:p>
+    <w:p>
+      <w:pPr>
+        <w:pBdr/>
+        <w:spacing w:after="105" w:before="315" w:line="360" w:lineRule="auto"/>
+        <w:ind w:left="-30"/>
+        <w:jc w:val="center"/>
+        <w:rPr>
+          <w:rFonts w:asciiTheme="minorHAnsi"/>
+          <w:sz w:val="22"/>
+          <w:szCs w:val="22"/>
+          <w:highlight w:val="none"/>
+        </w:rPr>
+      </w:pPr>
+      <w:r>
+        <w:rPr>
+          <w:rFonts w:asciiTheme="minorHAnsi"/>
+          <w:sz w:val="22"/>
+          <w:szCs w:val="22"/>
+          <w:highlight w:val="none"/>
+        </w:rPr>
+      </w:r>
+      <w:r>
+        <mc:AlternateContent>
+          <mc:Choice Requires="wpg">
+            <w:drawing>
+              <wp:inline xmlns:wp="http://schemas.openxmlformats.org/drawingml/2006/wordprocessingDrawing" distT="0" distB="0" distL="0" distR="0">
+                <wp:extent cx="3254282" cy="7716075"/>
+                <wp:effectExtent l="0" t="0" r="0" b="0"/>
+                <wp:docPr id="16" name=""/>
+                <wp:cNvGraphicFramePr>
+                  <a:graphicFrameLocks xmlns:a="http://schemas.openxmlformats.org/drawingml/2006/main" noChangeAspect="1"/>
+                </wp:cNvGraphicFramePr>
+                <a:graphic xmlns:a="http://schemas.openxmlformats.org/drawingml/2006/main">
+                  <a:graphicData uri="http://schemas.openxmlformats.org/drawingml/2006/picture">
+                    <pic:pic xmlns:pic="http://schemas.openxmlformats.org/drawingml/2006/picture">
+                      <pic:nvPicPr>
+                        <pic:cNvPr id="542450519" name=""/>
+                        <pic:cNvPicPr>
+                          <a:picLocks noChangeAspect="1"/>
+                        </pic:cNvPicPr>
+                        <pic:nvPr/>
+                      </pic:nvPicPr>
+                      <pic:blipFill rotWithShape="1">
+                        <a:blip r:embed="rId31"/>
+                        <a:stretch/>
+                      </pic:blipFill>
+                      <pic:spPr bwMode="auto">
+                        <a:xfrm flipH="0" flipV="0">
+                          <a:off x="0" y="0"/>
+                          <a:ext cx="3254282" cy="7716074"/>
+                        </a:xfrm>
+                        <a:prstGeom prst="rect">
+                          <a:avLst/>
+                        </a:prstGeom>
+                      </pic:spPr>
+                    </pic:pic>
+                  </a:graphicData>
+                </a:graphic>
+              </wp:inline>
+            </w:drawing>
+          </mc:Choice>
+          <mc:Fallback>
+            <w:pict>
+              <v:shapetype id="_x0000_t75" coordsize="21600,21600" o:spt="75" o:preferrelative="t" path="m@4@5l@4@11@9@11@9@5xe" filled="f" stroked="f">
+                <v:stroke joinstyle="miter"/>
+                <v:formulas>
+                  <v:f eqn="if lineDrawn pixelLineWidth 0"/>
+                  <v:f eqn="sum @0 1 0"/>
+                  <v:f eqn="sum 0 0 @1"/>
+                  <v:f eqn="prod @2 1 2"/>
+                  <v:f eqn="prod @3 21600 pixelWidth"/>
+                  <v:f eqn="prod @3 21600 pixelHeight"/>
+                  <v:f eqn="sum @0 0 1"/>
+                  <v:f eqn="prod @6 1 2"/>
+                  <v:f eqn="prod @7 21600 pixelWidth"/>
+                  <v:f eqn="sum @8 21600 0"/>
+                  <v:f eqn="prod @7 21600 pixelHeight"/>
+                  <v:f eqn="sum @10 21600 0"/>
+                </v:formulas>
+                <v:path o:extrusionok="f" gradientshapeok="t" o:connecttype="rect"/>
+                <o:lock v:ext="edit" aspectratio="t"/>
+              </v:shapetype>
+              <v:shape id="_x0000_i15" o:spid="_x0000_s15" type="#_x0000_t75" style="width:256.24pt;height:607.56pt;mso-wrap-distance-left:0.00pt;mso-wrap-distance-top:0.00pt;mso-wrap-distance-right:0.00pt;mso-wrap-distance-bottom:0.00pt;z-index:1;" stroked="false">
+                <v:imagedata r:id="rId31" o:title=""/>
+                <o:lock v:ext="edit" rotation="t"/>
+              </v:shape>
+            </w:pict>
+          </mc:Fallback>
+        </mc:AlternateContent>
+      </w:r>
+      <w:r>
+        <w:rPr>
+          <w:rFonts w:asciiTheme="minorHAnsi"/>
+          <w:sz w:val="22"/>
+          <w:szCs w:val="22"/>
+          <w:highlight w:val="none"/>
+        </w:rPr>
+      </w:r>
+      <w:r>
+        <w:rPr>
+          <w:rFonts w:asciiTheme="minorHAnsi"/>
+          <w:sz w:val="22"/>
+          <w:szCs w:val="22"/>
+          <w:highlight w:val="none"/>
+        </w:rPr>
+      </w:r>
+      <w:r/>
+      <w:r>
+        <w:rPr>
+          <w:rFonts w:asciiTheme="minorHAnsi"/>
+          <w:sz w:val="22"/>
+          <w:szCs w:val="22"/>
+          <w:highlight w:val="none"/>
         </w:rPr>
       </w:r>
       <w:r>
@@ -6367,6 +6908,8 @@
           <w:rFonts w:asciiTheme="minorHAnsi"/>
           <w:color w:val="00b050"/>
           <w:sz w:val="22"/>
+          <w:szCs w:val="22"/>
+          <w:highlight w:val="none"/>
         </w:rPr>
       </w:r>
       <w:r>
@@ -6572,53 +7115,21 @@
         </w:pBdr>
         <w:spacing w:after="160" w:before="40"/>
         <w:ind/>
-        <w:rPr>
-          <w:rFonts w:asciiTheme="minorHAnsi"/>
+        <w:rPr/>
+      </w:pPr>
+      <w:r>
+        <w:rPr>
+          <w:rFonts w:asciiTheme="minorHAnsi"/>
+          <w:b w:val="0"/>
+          <w:bCs w:val="0"/>
+          <w:color w:val="002060"/>
           <w:sz w:val="22"/>
           <w:szCs w:val="22"/>
           <w:highlight w:val="none"/>
         </w:rPr>
-      </w:pPr>
-      <w:r>
-        <w:rPr>
-          <w:rFonts w:asciiTheme="minorHAnsi"/>
-          <w:sz w:val="22"/>
-          <w:highlight w:val="none"/>
-        </w:rPr>
-        <w:t xml:space="preserve">Users begin on the home page where they can either scan an ingredients section or search of ingredients/additives manually. After scanning, they move to the confirmation page to review and correct the additives detected by OCR.</w:t>
-      </w:r>
-      <w:r>
-        <w:rPr>
-          <w:rFonts w:asciiTheme="minorHAnsi"/>
-          <w:sz w:val="22"/>
-          <w:highlight w:val="none"/>
-        </w:rPr>
-        <w:t xml:space="preserve"> Once confirmed, the results page displays the selected additives in</w:t>
-      </w:r>
-      <w:r>
-        <w:rPr>
-          <w:rFonts w:asciiTheme="minorHAnsi"/>
-          <w:sz w:val="22"/>
-          <w:highlight w:val="none"/>
-        </w:rPr>
-        <w:t xml:space="preserve"> an easy to read comparison view. Users can return to the confirmation page to make changes or go back to the home page to start a new search. This allows for a smooth user experience and flow among the pages. The header at the top helps this even further.</w:t>
-      </w:r>
-      <w:r>
-        <w:rPr>
-          <w:rFonts w:asciiTheme="minorHAnsi"/>
-          <w:sz w:val="22"/>
-          <w:szCs w:val="22"/>
-          <w:highlight w:val="none"/>
-        </w:rPr>
-      </w:r>
-      <w:r>
-        <w:rPr>
-          <w:rFonts w:asciiTheme="minorHAnsi"/>
-          <w:sz w:val="22"/>
-          <w:szCs w:val="22"/>
-          <w:highlight w:val="none"/>
-        </w:rPr>
-      </w:r>
+        <w:t xml:space="preserve">Home Page &lt;---&gt; Contact Us Page</w:t>
+      </w:r>
+      <w:r/>
     </w:p>
     <w:p>
       <w:pPr>
@@ -6630,45 +7141,650 @@
         </w:pBdr>
         <w:spacing w:after="160" w:before="40"/>
         <w:ind/>
-        <w:rPr>
-          <w:rFonts w:asciiTheme="minorHAnsi"/>
+        <w:rPr/>
+      </w:pPr>
+      <w:r>
+        <w:rPr>
+          <w:rFonts w:asciiTheme="minorHAnsi"/>
+          <w:b w:val="0"/>
+          <w:bCs w:val="0"/>
+          <w:color w:val="002060"/>
           <w:sz w:val="22"/>
           <w:szCs w:val="22"/>
           <w:highlight w:val="none"/>
         </w:rPr>
-      </w:pPr>
-      <w:r>
-        <w:rPr>
-          <w:rFonts w:asciiTheme="minorHAnsi"/>
-          <w:sz w:val="22"/>
-          <w:highlight w:val="none"/>
-        </w:rPr>
-      </w:r>
-      <w:r>
-        <w:rPr>
-          <w:rFonts w:asciiTheme="minorHAnsi"/>
-          <w:sz w:val="22"/>
-          <w:highlight w:val="none"/>
-        </w:rPr>
-      </w:r>
-      <w:r>
-        <w:rPr>
-          <w:rFonts w:asciiTheme="minorHAnsi"/>
+        <w:t xml:space="preserve">Scan &amp; Confirm Page &lt;---&gt; Contact Us Page</w:t>
+      </w:r>
+      <w:r/>
+    </w:p>
+    <w:p>
+      <w:pPr>
+        <w:pBdr>
+          <w:top w:val="single" w:color="bfbfbf" w:sz="4" w:space="0"/>
+          <w:left w:val="single" w:color="bfbfbf" w:sz="4" w:space="3"/>
+          <w:bottom w:val="single" w:color="bfbfbf" w:sz="4" w:space="0"/>
+          <w:right w:val="single" w:color="bfbfbf" w:sz="4" w:space="3"/>
+        </w:pBdr>
+        <w:spacing w:after="160" w:before="40"/>
+        <w:ind/>
+        <w:rPr>
+          <w:rFonts w:asciiTheme="minorHAnsi"/>
+          <w:b w:val="0"/>
+          <w:bCs w:val="0"/>
+          <w:color w:val="002060"/>
           <w:sz w:val="22"/>
           <w:szCs w:val="22"/>
           <w:highlight w:val="none"/>
         </w:rPr>
+      </w:pPr>
+      <w:r>
+        <w:rPr>
+          <w:rFonts w:asciiTheme="minorHAnsi"/>
+          <w:b w:val="0"/>
+          <w:bCs w:val="0"/>
+          <w:color w:val="002060"/>
+          <w:sz w:val="22"/>
+          <w:szCs w:val="22"/>
+          <w:highlight w:val="none"/>
+        </w:rPr>
+        <w:t xml:space="preserve">Results &amp; Comparison Page &lt;---&gt; Contact Us Page</w:t>
+      </w:r>
+      <w:r>
+        <w:rPr>
+          <w:rFonts w:asciiTheme="minorHAnsi"/>
+          <w:b w:val="0"/>
+          <w:bCs w:val="0"/>
+          <w:color w:val="002060"/>
+          <w:sz w:val="22"/>
+          <w:szCs w:val="22"/>
+          <w:highlight w:val="none"/>
+        </w:rPr>
+      </w:r>
+      <w:r>
+        <w:rPr>
+          <w:rFonts w:asciiTheme="minorHAnsi"/>
+          <w:b w:val="0"/>
+          <w:bCs w:val="0"/>
+          <w:color w:val="002060"/>
+          <w:sz w:val="22"/>
+          <w:szCs w:val="22"/>
+          <w:highlight w:val="none"/>
+        </w:rPr>
       </w:r>
     </w:p>
     <w:p>
       <w:pPr>
+        <w:pBdr>
+          <w:top w:val="single" w:color="bfbfbf" w:sz="4" w:space="0"/>
+          <w:left w:val="single" w:color="bfbfbf" w:sz="4" w:space="3"/>
+          <w:bottom w:val="single" w:color="bfbfbf" w:sz="4" w:space="0"/>
+          <w:right w:val="single" w:color="bfbfbf" w:sz="4" w:space="3"/>
+        </w:pBdr>
+        <w:spacing w:after="160" w:before="40"/>
+        <w:ind/>
+        <w:rPr>
+          <w:rFonts w:asciiTheme="minorHAnsi"/>
+          <w:b w:val="0"/>
+          <w:bCs w:val="0"/>
+          <w:color w:val="002060"/>
+          <w:sz w:val="22"/>
+          <w:szCs w:val="22"/>
+          <w:highlight w:val="none"/>
+        </w:rPr>
+      </w:pPr>
+      <w:r>
+        <w:rPr>
+          <w:rFonts w:asciiTheme="minorHAnsi"/>
+          <w:b w:val="0"/>
+          <w:bCs w:val="0"/>
+          <w:color w:val="002060"/>
+          <w:sz w:val="22"/>
+          <w:szCs w:val="22"/>
+          <w:highlight w:val="none"/>
+        </w:rPr>
+      </w:r>
+      <w:r>
+        <w:rPr>
+          <w:rFonts w:asciiTheme="minorHAnsi"/>
+          <w:b w:val="0"/>
+          <w:bCs w:val="0"/>
+          <w:color w:val="002060"/>
+          <w:sz w:val="22"/>
+          <w:szCs w:val="22"/>
+          <w:highlight w:val="none"/>
+        </w:rPr>
+      </w:r>
+      <w:r>
+        <w:rPr>
+          <w:rFonts w:asciiTheme="minorHAnsi"/>
+          <w:b w:val="0"/>
+          <w:bCs w:val="0"/>
+          <w:color w:val="002060"/>
+          <w:sz w:val="22"/>
+          <w:szCs w:val="22"/>
+          <w:highlight w:val="none"/>
+        </w:rPr>
+      </w:r>
+    </w:p>
+    <w:p>
+      <w:pPr>
+        <w:pBdr>
+          <w:top w:val="single" w:color="bfbfbf" w:sz="4" w:space="0"/>
+          <w:left w:val="single" w:color="bfbfbf" w:sz="4" w:space="3"/>
+          <w:bottom w:val="single" w:color="bfbfbf" w:sz="4" w:space="0"/>
+          <w:right w:val="single" w:color="bfbfbf" w:sz="4" w:space="3"/>
+        </w:pBdr>
+        <w:spacing w:after="160" w:before="40"/>
+        <w:ind/>
+        <w:rPr>
+          <w:rFonts w:asciiTheme="minorHAnsi"/>
+          <w:sz w:val="22"/>
+          <w:szCs w:val="22"/>
+          <w:highlight w:val="none"/>
+        </w:rPr>
+      </w:pPr>
+      <w:r>
+        <w:rPr>
+          <w:rFonts w:asciiTheme="minorHAnsi"/>
+          <w:sz w:val="22"/>
+          <w:highlight w:val="none"/>
+        </w:rPr>
+        <w:t xml:space="preserve">Users begin on the home page where they can either scan an ingredients section or search of ingredients/additives manually. After scanning, they move to the confirmation page to review and correct the additives detected by OCR.</w:t>
+      </w:r>
+      <w:r>
+        <w:rPr>
+          <w:rFonts w:asciiTheme="minorHAnsi"/>
+          <w:sz w:val="22"/>
+          <w:highlight w:val="none"/>
+        </w:rPr>
+        <w:t xml:space="preserve"> Once confirmed, the results page displays the selected additives in</w:t>
+      </w:r>
+      <w:r>
+        <w:rPr>
+          <w:rFonts w:asciiTheme="minorHAnsi"/>
+          <w:sz w:val="22"/>
+          <w:highlight w:val="none"/>
+        </w:rPr>
+        <w:t xml:space="preserve"> an easy to read comparison view. Users can return to the confirmation page to make changes or go back to the home page to start a new search. This allows for a smooth user experience and flow among the pages. The header at the top helps this even further.</w:t>
+      </w:r>
+      <w:r>
+        <w:rPr>
+          <w:rFonts w:asciiTheme="minorHAnsi"/>
+          <w:sz w:val="22"/>
+          <w:szCs w:val="22"/>
+          <w:highlight w:val="none"/>
+        </w:rPr>
+      </w:r>
+      <w:r>
+        <w:rPr>
+          <w:rFonts w:asciiTheme="minorHAnsi"/>
+          <w:sz w:val="22"/>
+          <w:szCs w:val="22"/>
+          <w:highlight w:val="none"/>
+        </w:rPr>
+      </w:r>
+      <w:r>
+        <w:rPr>
+          <w:rFonts w:asciiTheme="minorHAnsi"/>
+          <w:sz w:val="22"/>
+          <w:szCs w:val="22"/>
+          <w:highlight w:val="none"/>
+        </w:rPr>
+      </w:r>
+      <w:r>
+        <w:rPr>
+          <w:rFonts w:asciiTheme="minorHAnsi"/>
+          <w:sz w:val="22"/>
+          <w:szCs w:val="22"/>
+          <w:highlight w:val="none"/>
+        </w:rPr>
+      </w:r>
+      <w:r>
+        <w:rPr>
+          <w:rFonts w:asciiTheme="minorHAnsi"/>
+          <w:sz w:val="22"/>
+          <w:szCs w:val="22"/>
+          <w:highlight w:val="none"/>
+        </w:rPr>
+      </w:r>
+      <w:r>
+        <w:rPr>
+          <w:rFonts w:asciiTheme="minorHAnsi"/>
+          <w:sz w:val="22"/>
+          <w:szCs w:val="22"/>
+          <w:highlight w:val="none"/>
+        </w:rPr>
+      </w:r>
+    </w:p>
+    <w:p>
+      <w:pPr>
+        <w:pBdr>
+          <w:top w:val="single" w:color="bfbfbf" w:sz="4" w:space="0"/>
+          <w:left w:val="single" w:color="bfbfbf" w:sz="4" w:space="3"/>
+          <w:bottom w:val="single" w:color="bfbfbf" w:sz="4" w:space="0"/>
+          <w:right w:val="single" w:color="bfbfbf" w:sz="4" w:space="3"/>
+        </w:pBdr>
+        <w:spacing w:after="160" w:before="40"/>
+        <w:ind/>
+        <w:rPr>
+          <w:rFonts w:asciiTheme="minorHAnsi"/>
+          <w:color w:val="002060"/>
+          <w:sz w:val="22"/>
+          <w:szCs w:val="22"/>
+          <w:highlight w:val="none"/>
+        </w:rPr>
+      </w:pPr>
+      <w:r>
+        <w:rPr>
+          <w:rFonts w:asciiTheme="minorHAnsi"/>
+          <w:color w:val="002060"/>
+          <w:sz w:val="22"/>
+          <w:szCs w:val="22"/>
+          <w:highlight w:val="none"/>
+        </w:rPr>
+      </w:r>
+      <w:r>
+        <w:rPr>
+          <w:rFonts w:asciiTheme="minorHAnsi"/>
+          <w:color w:val="002060"/>
+          <w:sz w:val="22"/>
+          <w:szCs w:val="22"/>
+          <w:highlight w:val="none"/>
+        </w:rPr>
+        <w:t xml:space="preserve">The Contact Us page can be reached from every page using the same header navigation, instead of being part of the linear scan flow. This means users can contact us at any point, whether they’re on the home page, confirming a scan, or checking the results. T</w:t>
+      </w:r>
+      <w:r>
+        <w:rPr>
+          <w:rFonts w:asciiTheme="minorHAnsi"/>
+          <w:color w:val="002060"/>
+          <w:sz w:val="22"/>
+          <w:szCs w:val="22"/>
+          <w:highlight w:val="none"/>
+        </w:rPr>
+        <w:t xml:space="preserve">hey can easily report a misread label or ask about an additive through the header.</w:t>
+      </w:r>
+      <w:r>
+        <w:rPr>
+          <w:rFonts w:asciiTheme="minorHAnsi"/>
+          <w:color w:val="002060"/>
+          <w:sz w:val="22"/>
+          <w:szCs w:val="22"/>
+          <w:highlight w:val="none"/>
+        </w:rPr>
+      </w:r>
+      <w:r>
+        <w:rPr>
+          <w:rFonts w:asciiTheme="minorHAnsi"/>
+          <w:color w:val="002060"/>
+          <w:sz w:val="22"/>
+          <w:szCs w:val="22"/>
+          <w:highlight w:val="none"/>
+        </w:rPr>
+      </w:r>
+    </w:p>
+    <w:p>
+      <w:pPr>
+        <w:pBdr>
+          <w:top w:val="single" w:color="bfbfbf" w:sz="4" w:space="0"/>
+          <w:left w:val="single" w:color="bfbfbf" w:sz="4" w:space="3"/>
+          <w:bottom w:val="single" w:color="bfbfbf" w:sz="4" w:space="0"/>
+          <w:right w:val="single" w:color="bfbfbf" w:sz="4" w:space="3"/>
+        </w:pBdr>
+        <w:spacing w:after="160" w:before="40"/>
+        <w:ind/>
+        <w:rPr>
+          <w:rFonts w:asciiTheme="minorHAnsi"/>
+          <w:sz w:val="22"/>
+          <w:szCs w:val="22"/>
+          <w:highlight w:val="none"/>
+        </w:rPr>
+      </w:pPr>
+      <w:r>
+        <w:rPr>
+          <w:rFonts w:asciiTheme="minorHAnsi"/>
+          <w:sz w:val="22"/>
+          <w:szCs w:val="22"/>
+          <w:highlight w:val="none"/>
+        </w:rPr>
+      </w:r>
+      <w:r>
+        <w:rPr>
+          <w:rFonts w:asciiTheme="minorHAnsi"/>
+          <w:sz w:val="22"/>
+          <w:szCs w:val="22"/>
+          <w:highlight w:val="none"/>
+        </w:rPr>
+      </w:r>
+    </w:p>
+    <w:p>
+      <w:pPr>
         <w:pBdr/>
         <w:spacing w:after="105" w:before="315" w:line="360" w:lineRule="auto"/>
         <w:ind w:left="-30"/>
         <w:rPr>
+          <w:sz w:val="12"/>
+          <w:szCs w:val="12"/>
+          <w:highlight w:val="none"/>
+          <w14:ligatures w14:val="none"/>
+        </w:rPr>
+      </w:pPr>
+      <w:r>
+        <w:rPr>
+          <w:rFonts w:eastAsia="source serif 4" w:cs="source serif 4" w:asciiTheme="minorHAnsi"/>
+          <w:b/>
+          <w:color w:val="00b050"/>
+          <w:sz w:val="22"/>
+          <w:highlight w:val="none"/>
+        </w:rPr>
+      </w:r>
+      <w:r>
+        <w:rPr>
+          <w:sz w:val="12"/>
+          <w:szCs w:val="12"/>
+          <w:highlight w:val="none"/>
+        </w:rPr>
+      </w:r>
+      <w:r>
+        <w:rPr>
+          <w:sz w:val="12"/>
+          <w:szCs w:val="12"/>
+          <w:highlight w:val="none"/>
+        </w:rPr>
+      </w:r>
+    </w:p>
+    <w:p>
+      <w:pPr>
+        <w:pBdr/>
+        <w:spacing w:after="105" w:before="315" w:line="360" w:lineRule="auto"/>
+        <w:ind w:left="-30"/>
+        <w:rPr>
+          <w:rFonts w:eastAsia="source serif 4" w:cs="source serif 4" w:asciiTheme="minorHAnsi"/>
+          <w:b/>
+          <w:bCs/>
+          <w:color w:val="00b050"/>
+          <w:sz w:val="22"/>
+          <w:szCs w:val="22"/>
+          <w:highlight w:val="none"/>
+        </w:rPr>
+      </w:pPr>
+      <w:r>
+        <w:rPr>
+          <w:rFonts w:eastAsia="source serif 4" w:cs="source serif 4" w:asciiTheme="minorHAnsi"/>
+          <w:b/>
+          <w:color w:val="00b050"/>
+          <w:sz w:val="22"/>
+        </w:rPr>
+      </w:r>
+      <w:r>
+        <w:rPr>
+          <w:rFonts w:eastAsia="source serif 4" w:cs="source serif 4" w:asciiTheme="minorHAnsi"/>
+          <w:b/>
+          <w:color w:val="00b050"/>
+          <w:sz w:val="22"/>
+        </w:rPr>
+        <w:t xml:space="preserve">Form Purpose Justification</w:t>
+      </w:r>
+      <w:r>
+        <w:rPr>
+          <w:rFonts w:eastAsia="source serif 4" w:cs="source serif 4" w:asciiTheme="minorHAnsi"/>
+          <w:b/>
+          <w:color w:val="00b050"/>
+          <w:sz w:val="22"/>
+        </w:rPr>
+      </w:r>
+      <w:r>
+        <w:rPr>
+          <w:rFonts w:asciiTheme="minorHAnsi"/>
+          <w:color w:val="00b050"/>
+          <w:sz w:val="22"/>
+          <w:szCs w:val="22"/>
+          <w:highlight w:val="none"/>
+        </w:rPr>
+      </w:r>
+    </w:p>
+    <w:p>
+      <w:pPr>
+        <w:pBdr>
+          <w:top w:val="single" w:color="bfbfbf" w:sz="4" w:space="0"/>
+          <w:left w:val="single" w:color="bfbfbf" w:sz="4" w:space="3"/>
+          <w:bottom w:val="single" w:color="bfbfbf" w:sz="4" w:space="0"/>
+          <w:right w:val="single" w:color="bfbfbf" w:sz="4" w:space="3"/>
+        </w:pBdr>
+        <w:spacing w:after="160" w:before="40"/>
+        <w:ind/>
+        <w:rPr>
+          <w:rFonts w:asciiTheme="minorHAnsi"/>
+          <w:color w:val="002060"/>
+          <w:sz w:val="22"/>
+          <w:szCs w:val="22"/>
+          <w:highlight w:val="none"/>
+        </w:rPr>
+      </w:pPr>
+      <w:r>
+        <w:rPr>
+          <w:rFonts w:asciiTheme="minorHAnsi"/>
+          <w:color w:val="002060"/>
+          <w:sz w:val="22"/>
+          <w:szCs w:val="22"/>
+          <w:highlight w:val="none"/>
+        </w:rPr>
+      </w:r>
+      <w:r>
+        <w:rPr>
+          <w:rFonts w:asciiTheme="minorHAnsi"/>
+          <w:color w:val="002060"/>
+          <w:sz w:val="22"/>
+          <w:szCs w:val="22"/>
+          <w:highlight w:val="none"/>
+        </w:rPr>
+        <w:t xml:space="preserve">The Contact Us page lets users reach the LabelLens team directly. It collects their name, email, reason for contact, message, and an optional photo attachment. It’s mainly built for Raj Patel and Madison Taylor to report problems the automated flow can’t fi</w:t>
+      </w:r>
+      <w:r>
+        <w:rPr>
+          <w:rFonts w:asciiTheme="minorHAnsi"/>
+          <w:color w:val="002060"/>
+          <w:sz w:val="22"/>
+          <w:szCs w:val="22"/>
+          <w:highlight w:val="none"/>
+        </w:rPr>
+        <w:t xml:space="preserve">x itself.</w:t>
+      </w:r>
+      <w:r>
+        <w:rPr>
+          <w:rFonts w:asciiTheme="minorHAnsi"/>
+          <w:color w:val="002060"/>
+          <w:sz w:val="22"/>
+          <w:szCs w:val="22"/>
+          <w:highlight w:val="none"/>
+        </w:rPr>
+      </w:r>
+      <w:r>
+        <w:rPr>
+          <w:rFonts w:asciiTheme="minorHAnsi"/>
+          <w:color w:val="002060"/>
+          <w:sz w:val="22"/>
+          <w:szCs w:val="22"/>
+          <w:highlight w:val="none"/>
+        </w:rPr>
+      </w:r>
+    </w:p>
+    <w:p>
+      <w:pPr>
+        <w:pBdr>
+          <w:top w:val="single" w:color="bfbfbf" w:sz="4" w:space="0"/>
+          <w:left w:val="single" w:color="bfbfbf" w:sz="4" w:space="3"/>
+          <w:bottom w:val="single" w:color="bfbfbf" w:sz="4" w:space="0"/>
+          <w:right w:val="single" w:color="bfbfbf" w:sz="4" w:space="3"/>
+        </w:pBdr>
+        <w:spacing w:after="160" w:before="40"/>
+        <w:ind/>
+        <w:rPr>
+          <w:rFonts w:asciiTheme="minorHAnsi"/>
+          <w:color w:val="002060"/>
+          <w:sz w:val="22"/>
+          <w:szCs w:val="22"/>
+          <w:highlight w:val="none"/>
+        </w:rPr>
+      </w:pPr>
+      <w:r>
+        <w:rPr>
+          <w:rFonts w:asciiTheme="minorHAnsi"/>
+          <w:color w:val="002060"/>
+          <w:sz w:val="22"/>
+          <w:szCs w:val="22"/>
+          <w:highlight w:val="none"/>
+        </w:rPr>
+      </w:r>
+      <w:r>
+        <w:rPr>
+          <w:rFonts w:asciiTheme="minorHAnsi"/>
+          <w:color w:val="002060"/>
+          <w:sz w:val="22"/>
+          <w:szCs w:val="22"/>
+          <w:highlight w:val="none"/>
+        </w:rPr>
+        <w:t xml:space="preserve">Raj scans labels quickly in a store while holding a basket. If the OCR misreads a small or curved label, he can attach a photo instead of giving up on the check. Madison researches labels at home and can struggle with unexplained technical terms. When the i</w:t>
+      </w:r>
+      <w:r>
+        <w:rPr>
+          <w:rFonts w:asciiTheme="minorHAnsi"/>
+          <w:color w:val="002060"/>
+          <w:sz w:val="22"/>
+          <w:szCs w:val="22"/>
+          <w:highlight w:val="none"/>
+        </w:rPr>
+        <w:t xml:space="preserve">n-app details aren’t enough, she can ask the team directly.</w:t>
+      </w:r>
+      <w:r>
+        <w:rPr>
+          <w:rFonts w:asciiTheme="minorHAnsi"/>
+          <w:color w:val="002060"/>
+          <w:sz w:val="22"/>
+          <w:szCs w:val="22"/>
+          <w:highlight w:val="none"/>
+        </w:rPr>
+      </w:r>
+      <w:r>
+        <w:rPr>
+          <w:rFonts w:asciiTheme="minorHAnsi"/>
+          <w:color w:val="002060"/>
+          <w:sz w:val="22"/>
+          <w:szCs w:val="22"/>
+          <w:highlight w:val="none"/>
+        </w:rPr>
+      </w:r>
+    </w:p>
+    <w:p>
+      <w:pPr>
+        <w:pBdr>
+          <w:top w:val="single" w:color="bfbfbf" w:sz="4" w:space="0"/>
+          <w:left w:val="single" w:color="bfbfbf" w:sz="4" w:space="3"/>
+          <w:bottom w:val="single" w:color="bfbfbf" w:sz="4" w:space="0"/>
+          <w:right w:val="single" w:color="bfbfbf" w:sz="4" w:space="3"/>
+        </w:pBdr>
+        <w:spacing w:after="160" w:before="40"/>
+        <w:ind/>
+        <w:rPr>
+          <w:rFonts w:asciiTheme="minorHAnsi"/>
+          <w:color w:val="002060"/>
+          <w:sz w:val="22"/>
+          <w:szCs w:val="22"/>
+          <w:highlight w:val="none"/>
+        </w:rPr>
+      </w:pPr>
+      <w:r>
+        <w:rPr>
+          <w:rFonts w:asciiTheme="minorHAnsi"/>
+          <w:color w:val="002060"/>
+          <w:sz w:val="22"/>
+          <w:szCs w:val="22"/>
+          <w:highlight w:val="none"/>
+        </w:rPr>
+      </w:r>
+      <w:r>
+        <w:rPr>
+          <w:rFonts w:asciiTheme="minorHAnsi"/>
+          <w:color w:val="002060"/>
+          <w:sz w:val="22"/>
+          <w:szCs w:val="22"/>
+          <w:highlight w:val="none"/>
+        </w:rPr>
+        <w:t xml:space="preserve">Both options help protect the accuracy users depend on. Reported mistakes and questions can be used to keep the additive details accurate instead of staying static. This directly supports the site’s aim of helping health-conscious shoppers make informed dec</w:t>
+      </w:r>
+      <w:r>
+        <w:rPr>
+          <w:rFonts w:asciiTheme="minorHAnsi"/>
+          <w:color w:val="002060"/>
+          <w:sz w:val="22"/>
+          <w:szCs w:val="22"/>
+          <w:highlight w:val="none"/>
+        </w:rPr>
+        <w:t xml:space="preserve">isions using trustworthy information.</w:t>
+      </w:r>
+      <w:r>
+        <w:rPr>
+          <w:rFonts w:asciiTheme="minorHAnsi"/>
+          <w:color w:val="002060"/>
+          <w:sz w:val="22"/>
+          <w:szCs w:val="22"/>
+          <w:highlight w:val="none"/>
+        </w:rPr>
+      </w:r>
+      <w:r>
+        <w:rPr>
+          <w:rFonts w:asciiTheme="minorHAnsi"/>
+          <w:color w:val="002060"/>
+          <w:sz w:val="22"/>
+          <w:szCs w:val="22"/>
+          <w:highlight w:val="none"/>
+        </w:rPr>
+      </w:r>
+    </w:p>
+    <w:p>
+      <w:pPr>
+        <w:pBdr/>
+        <w:spacing w:after="105" w:before="315" w:line="360" w:lineRule="auto"/>
+        <w:ind w:left="-30"/>
+        <w:rPr>
+          <w14:ligatures w14:val="none"/>
+        </w:rPr>
+      </w:pPr>
+      <w:r>
+        <w:rPr>
+          <w:rFonts w:eastAsia="source serif 4" w:cs="source serif 4" w:asciiTheme="minorHAnsi"/>
+          <w:color w:val="000000"/>
+          <w:sz w:val="22"/>
+        </w:rPr>
+      </w:r>
+      <w:r/>
+    </w:p>
+    <w:p>
+      <w:pPr>
+        <w:pBdr/>
+        <w:spacing w:after="105" w:before="315" w:line="360" w:lineRule="auto"/>
+        <w:ind w:left="-30"/>
+        <w:rPr>
+          <w14:ligatures w14:val="none"/>
+        </w:rPr>
+      </w:pPr>
+      <w:r>
+        <w:rPr>
+          <w:highlight w:val="none"/>
+        </w:rPr>
+      </w:r>
+      <w:r/>
+    </w:p>
+    <w:p>
+      <w:pPr>
+        <w:pBdr/>
+        <w:spacing w:after="105" w:before="315" w:line="360" w:lineRule="auto"/>
+        <w:ind w:left="-30"/>
+        <w:rPr>
           <w:rFonts w:asciiTheme="minorHAnsi"/>
           <w:color w:val="0066ff"/>
           <w:sz w:val="22"/>
+          <w:szCs w:val="22"/>
+          <w:highlight w:val="none"/>
         </w:rPr>
       </w:pPr>
       <w:r/>
@@ -6802,6 +7918,7 @@
           <w:color w:val="000000"/>
           <w:sz w:val="22"/>
           <w:szCs w:val="22"/>
+          <w:highlight w:val="none"/>
         </w:rPr>
       </w:pPr>
       <w:r>
@@ -6827,7 +7944,7 @@
           <w:rFonts w:eastAsia="source serif 4" w:cs="source serif 4" w:asciiTheme="minorHAnsi"/>
           <w:color w:val="000000"/>
           <w:sz w:val="22"/>
-          <w:highlight w:val="none"/>
+          <w:szCs w:val="22"/>
         </w:rPr>
       </w:r>
       <w:r>
@@ -6836,6 +7953,120 @@
           <w:color w:val="000000"/>
           <w:sz w:val="22"/>
           <w:szCs w:val="22"/>
+        </w:rPr>
+      </w:r>
+    </w:p>
+    <w:p>
+      <w:pPr>
+        <w:pBdr/>
+        <w:spacing w:after="210" w:line="360" w:lineRule="auto"/>
+        <w:ind/>
+        <w:rPr>
+          <w:rFonts w:eastAsia="source serif 4" w:cs="source serif 4" w:asciiTheme="minorHAnsi"/>
+          <w:color w:val="000000"/>
+          <w:sz w:val="22"/>
+          <w:szCs w:val="22"/>
+        </w:rPr>
+      </w:pPr>
+      <w:r>
+        <w:rPr>
+          <w:rFonts w:eastAsia="source serif 4" w:cs="source serif 4" w:asciiTheme="minorHAnsi"/>
+          <w:color w:val="000000"/>
+          <w:sz w:val="22"/>
+          <w:szCs w:val="22"/>
+        </w:rPr>
+      </w:r>
+      <w:r>
+        <w:rPr>
+          <w:rFonts w:eastAsia="source serif 4" w:cs="source serif 4" w:asciiTheme="minorHAnsi"/>
+          <w:color w:val="000000"/>
+          <w:sz w:val="22"/>
+          <w:szCs w:val="22"/>
+        </w:rPr>
+      </w:r>
+      <w:r>
+        <w:rPr>
+          <w:rFonts w:eastAsia="source serif 4" w:cs="source serif 4" w:asciiTheme="minorHAnsi"/>
+          <w:color w:val="000000"/>
+          <w:sz w:val="22"/>
+          <w:szCs w:val="22"/>
+        </w:rPr>
+      </w:r>
+    </w:p>
+    <w:p>
+      <w:pPr>
+        <w:pBdr/>
+        <w:spacing w:after="210" w:line="360" w:lineRule="auto"/>
+        <w:ind/>
+        <w:rPr>
+          <w:rFonts w:eastAsia="source serif 4" w:cs="source serif 4" w:asciiTheme="minorHAnsi"/>
+          <w:color w:val="000000"/>
+          <w:sz w:val="22"/>
+          <w:szCs w:val="22"/>
+        </w:rPr>
+      </w:pPr>
+      <w:r>
+        <w:rPr>
+          <w:rFonts w:eastAsia="source serif 4" w:cs="source serif 4" w:asciiTheme="minorHAnsi"/>
+          <w:color w:val="000000"/>
+          <w:sz w:val="22"/>
+          <w:szCs w:val="22"/>
+        </w:rPr>
+      </w:r>
+      <w:r>
+        <w:rPr>
+          <w:rFonts w:eastAsia="source serif 4" w:cs="source serif 4" w:asciiTheme="minorHAnsi"/>
+          <w:color w:val="000000"/>
+          <w:sz w:val="22"/>
+          <w:szCs w:val="22"/>
+        </w:rPr>
+      </w:r>
+      <w:r>
+        <w:rPr>
+          <w:rFonts w:eastAsia="source serif 4" w:cs="source serif 4" w:asciiTheme="minorHAnsi"/>
+          <w:color w:val="000000"/>
+          <w:sz w:val="22"/>
+          <w:szCs w:val="22"/>
+        </w:rPr>
+      </w:r>
+    </w:p>
+    <w:p>
+      <w:pPr>
+        <w:pBdr/>
+        <w:spacing w:after="210" w:line="360" w:lineRule="auto"/>
+        <w:ind/>
+        <w:rPr>
+          <w:rFonts w:eastAsia="source serif 4" w:cs="source serif 4" w:asciiTheme="minorHAnsi"/>
+          <w:color w:val="000000"/>
+          <w:sz w:val="22"/>
+          <w:szCs w:val="22"/>
+        </w:rPr>
+      </w:pPr>
+      <w:r>
+        <w:rPr>
+          <w:rFonts w:eastAsia="source serif 4" w:cs="source serif 4" w:asciiTheme="minorHAnsi"/>
+          <w:color w:val="000000"/>
+          <w:sz w:val="22"/>
+          <w:szCs w:val="22"/>
+          <w:highlight w:val="none"/>
+        </w:rPr>
+      </w:r>
+      <w:r>
+        <w:rPr>
+          <w:rFonts w:eastAsia="source serif 4" w:cs="source serif 4" w:asciiTheme="minorHAnsi"/>
+          <w:color w:val="000000"/>
+          <w:sz w:val="22"/>
+          <w:szCs w:val="22"/>
+          <w:highlight w:val="none"/>
+        </w:rPr>
+      </w:r>
+      <w:r>
+        <w:rPr>
+          <w:rFonts w:eastAsia="source serif 4" w:cs="source serif 4" w:asciiTheme="minorHAnsi"/>
+          <w:color w:val="000000"/>
+          <w:sz w:val="22"/>
+          <w:szCs w:val="22"/>
+          <w:highlight w:val="none"/>
         </w:rPr>
       </w:r>
     </w:p>
